--- a/atelier/atelier_159.docx
+++ b/atelier/atelier_159.docx
@@ -364,7 +364,7 @@
                 <w:b w:val="false"/>
                 <w:bCs w:val="false"/>
               </w:rPr>
-              <w:t xml:space="preserve">La squad au complet, écran partagé, cartographie du #158</w:t>
+              <w:t xml:space="preserve">La squad au complet, écran partagé, cartographie du qui sait quoi ? Diagnostic de la connaissance partagée</w:t>
             </w:r>
           </w:p>
         </w:tc>
@@ -474,7 +474,7 @@
                 <w:b w:val="false"/>
                 <w:bCs w:val="false"/>
               </w:rPr>
-              <w:t xml:space="preserve">Diagnostic de la connaissance (#158)</w:t>
+              <w:t xml:space="preserve">Diagnostic de la connaissance</w:t>
             </w:r>
           </w:p>
         </w:tc>
@@ -493,7 +493,7 @@
         <w:spacing w:after="120"/>
       </w:pPr>
       <w:r>
-        <w:t xml:space="preserve">Le diagnostic (#158) a identifié les zones à une seule personne. Pour que la squad PRENNE LA MESURE du risque — au-delà de le constater sur une carte — rien ne vaut une simulation : et si cette personne clé partait demain ? On joue le scénario ensemble. Qu’est-ce qui se passe ? Qui reprend sa zone ? Combien de temps pour qu’un autre soit opérationnel ? Quelles tâches deviennent impossibles ? Le sujet de cet atelier est cette simulation : faire vivre concrètement la perte d’un membre clé pour transformer un risque abstrait en réalité ressentie. Quand la squad réalise que le départ d’une personne paralyserait une zone entière pendant des semaines, l’envie de diffuser la connaissance (#160-163) devient évidente. On ne convainc pas avec des chiffres — on convainc en faisant vivre le scénario.</w:t>
+        <w:t xml:space="preserve">Le diagnostic a identifié les zones à une seule personne. Pour que la squad PRENNE LA MESURE du risque — au-delà de le constater sur une carte — rien ne vaut une simulation : et si cette personne clé partait demain ? On joue le scénario ensemble. Qu’est-ce qui se passe ? Qui reprend sa zone ? Combien de temps pour qu’un autre soit opérationnel ? Quelles tâches deviennent impossibles ? Le sujet de cet atelier est cette simulation : faire vivre concrètement la perte d’un membre clé pour transformer un risque abstrait en réalité ressentie. Quand la squad réalise que le départ d’une personne paralyserait une zone entière pendant des semaines, l’envie de diffuser la connaissance devient évidente. On ne convainc pas avec des chiffres — on convainc en faisant vivre le scénario.</w:t>
       </w:r>
     </w:p>
     <w:p>
@@ -574,7 +574,7 @@
         <w:spacing w:after="80"/>
       </w:pPr>
       <w:r>
-        <w:t xml:space="preserve">Choisir une zone à une seule personne du #158 : prendre un cas réel et critique identifié au diagnostic. Le concret engage.</w:t>
+        <w:t xml:space="preserve">Choisir une zone à une seule personne du qui sait quoi ? Diagnostic de la connaissance partagée : prendre un cas réel et critique identifié au diagnostic. Le concret engage.</w:t>
       </w:r>
     </w:p>
     <w:p>
@@ -613,7 +613,7 @@
         <w:spacing w:after="80"/>
       </w:pPr>
       <w:r>
-        <w:t xml:space="preserve">En tirer ce qu’il faut diffuser en priorité : de la simulation, extraire la liste concrète de ce qui manque aux autres — c’est la feuille de route des actions de diffusion (#160-163).</w:t>
+        <w:t xml:space="preserve">En tirer ce qu’il faut diffuser en priorité : de la simulation, extraire la liste concrète de ce qui manque aux autres — c’est la feuille de route des actions de diffusion.</w:t>
       </w:r>
     </w:p>
     <w:p>
@@ -629,7 +629,7 @@
         <w:spacing w:after="120"/>
       </w:pPr>
       <w:r>
-        <w:t xml:space="preserve">À la sortie, la squad a simulé la perte d’un membre clé sur une zone critique et pris la mesure concrète du risque : qui reprendrait, avec quoi, en combien de temps, et ce qui deviendrait impossible. Le risque, abstrait sur la carte, est devenu une réalité ressentie — l’ampleur du blocage (code, accès, connaissances tacites) est apparue. La simulation a fait émerger la liste de ce qu’il faut diffuser en priorité, sans accuser la personne clé mais en responsabilisant le collectif. L’envie d’agir (#160-163) est là. La mesure Bus factor du hub a un sens vécu, pas seulement chiffré.</w:t>
+        <w:t xml:space="preserve">À la sortie, la squad a simulé la perte d’un membre clé sur une zone critique et pris la mesure concrète du risque : qui reprendrait, avec quoi, en combien de temps, et ce qui deviendrait impossible. Le risque, abstrait sur la carte, est devenu une réalité ressentie — l’ampleur du blocage (code, accès, connaissances tacites) est apparue. La simulation a fait émerger la liste de ce qu’il faut diffuser en priorité, sans accuser la personne clé mais en responsabilisant le collectif. L’envie d’agir est là. La mesure Bus factor du hub a un sens vécu, pas seulement chiffré.</w:t>
       </w:r>
     </w:p>
     <w:p>
@@ -662,7 +662,7 @@
         <w:spacing w:after="80"/>
       </w:pPr>
       <w:r>
-        <w:t xml:space="preserve">Zone « La zone simulée » — la zone critique à une seule personne (du #158).</w:t>
+        <w:t xml:space="preserve">Zone « La zone simulée » — la zone critique à une seule personne (du qui sait quoi ? Diagnostic de la connaissance partagée).</w:t>
       </w:r>
     </w:p>
     <w:p>
@@ -749,7 +749,7 @@
         <w:t xml:space="preserve">(8 min) Choisir la zone</w:t>
       </w:r>
       <w:r>
-        <w:t xml:space="preserve"> — une zone à une seule personne, réelle et critique (#158).</w:t>
+        <w:t xml:space="preserve"> — une zone à une seule personne, réelle et critique.</w:t>
       </w:r>
     </w:p>
     <w:p>
@@ -809,7 +809,7 @@
         <w:t xml:space="preserve">(5 min) Extraire les priorités</w:t>
       </w:r>
       <w:r>
-        <w:t xml:space="preserve"> — ce qu’il faut diffuser en premier, feuille de route pour #160-163.</w:t>
+        <w:t xml:space="preserve"> — ce qu’il faut diffuser en premier, feuille de route pour-163.</w:t>
       </w:r>
     </w:p>
     <w:p>
@@ -889,7 +889,7 @@
         <w:spacing w:after="80"/>
       </w:pPr>
       <w:r>
-        <w:t xml:space="preserve">La liste priorisée de ce qu’il faut diffuser (feuille de route #160-163).</w:t>
+        <w:t xml:space="preserve">La liste priorisée de ce qu’il faut diffuser (feuille de route-163).</w:t>
       </w:r>
     </w:p>
     <w:p>
@@ -905,7 +905,7 @@
         <w:spacing w:after="120"/>
       </w:pPr>
       <w:r>
-        <w:t xml:space="preserve">La prise de conscience donne envie d’agir. La suite diffuse la connaissance : #160 (pair programming ciblé sur les zones critiques), #161 (rotation sur les US), #162 (documenter ce que seul l’expert sait), #163 (plan de continuité). La feuille de route extraite ici cible ces actions.</w:t>
+        <w:t xml:space="preserve">La prise de conscience donne envie d’agir. La suite diffuse la connaissance : (pair programming ciblé sur les zones critiques), (rotation sur les US), (documenter ce que seul l’expert sait), (plan de continuité). La feuille de route extraite ici cible ces actions.</w:t>
       </w:r>
     </w:p>
     <w:p>
@@ -921,7 +921,7 @@
         <w:spacing w:after="120"/>
       </w:pPr>
       <w:r>
-        <w:t xml:space="preserve">La squad a simulé la perte d’un membre clé et pris la mesure concrète du risque — qui reprendrait, avec quoi, en combien de temps, ce qui deviendrait impossible — en découvrant l’ampleur réelle du blocage et sans accuser la personne clé. Le risque abstrait est devenu ressenti, et la liste de ce qu’il faut diffuser en priorité a émergé. La mesure Bus factor du hub a un sens vécu. La question R01 pose sa prise de conscience, moteur des actions de diffusion (#160).</w:t>
+        <w:t xml:space="preserve">La squad a simulé la perte d’un membre clé et pris la mesure concrète du risque — qui reprendrait, avec quoi, en combien de temps, ce qui deviendrait impossible — en découvrant l’ampleur réelle du blocage et sans accuser la personne clé. Le risque abstrait est devenu ressenti, et la liste de ce qu’il faut diffuser en priorité a émergé. La mesure Bus factor du hub a un sens vécu. La question R01 pose sa prise de conscience, moteur des actions de diffusion.</w:t>
       </w:r>
     </w:p>
     <w:sectPr>
